--- a/tms/agreements/03_Retodo_Ops_Freelancer_Framework_Agreement.docx
+++ b/tms/agreements/03_Retodo_Ops_Freelancer_Framework_Agreement.docx
@@ -664,17 +664,12 @@
       </w:pPr>
       <w:r>
         <w:rPr>
-          <w:rFonts w:ascii="Arial" w:cs="Arial" w:eastAsia="Arial" w:hAnsi="Arial"/>
-          <w:sz w:val="18"/>
-          <w:szCs w:val="18"/>
-          <w:rtl w:val="0"/>
+          <w:b/>
         </w:rPr>
-        <w:t xml:space="preserve">Electronic execution through the TMS. The Service Provider signs this Agreement electronically in Retodo's TMS. The system shall record the signatory name, registration email, date and time, Agreement version, and an acceptance audit trail. The recorded electronic acceptance has the same effect as a handwritten signature to the extent permitted by applicable law.</w:t>
+        <w:t xml:space="preserve">Electronic execution through the TMS. </w:t>
       </w:r>
       <w:r>
-        <w:rPr>
-          <w:rtl w:val="0"/>
-        </w:rPr>
+        <w:t>Retodo signs this Agreement electronically when an authorized internal user unlocks the Compliance phase for the Service Provider. The Service Provider signs this Agreement electronically by selecting Accept and sign while authenticated in Retodo's TMS. Each Party expressly agrees, pursuant to Article 13(4) of the Bulgarian Electronic Document and Electronic Trust Services Act, that the electronic signature created through its respective TMS action has legal effect equivalent to that Party's handwritten signature. The system shall bind both actions to the exact immutable Agreement version and record the signatory identity, account, email, UTC date and time, Agreement version, document SHA-256 hash and audit trail. This Agreement becomes effective when the Service Provider applies the second and final signature.</w:t>
       </w:r>
     </w:p>
     <w:p>
